--- a/docx_resources/Вечірня-Утреня/В,У - Мінея/09-Вересень/12-__-віддання_Різдва.docx
+++ b/docx_resources/Вечірня-Утреня/В,У - Мінея/09-Вересень/12-__-віддання_Різдва.docx
@@ -58,6 +58,7 @@
         <w:rPr>
           <w:rFonts w:ascii="Times New Roman" w:hAnsi="Times New Roman" w:cs="Times New Roman"/>
           <w:b/>
+          <w:sz w:val="24"/>
         </w:rPr>
         <w:t>ВЕЧІРНЯ</w:t>
       </w:r>
@@ -1753,6 +1754,7 @@
           <w:b/>
           <w:i/>
           <w:color w:val="FF0000"/>
+          <w:sz w:val="24"/>
           <w:lang w:val="ru-MD"/>
         </w:rPr>
         <w:t>Вечірні молитви</w:t>
@@ -6638,6 +6640,7 @@
           <w:b/>
           <w:i/>
           <w:color w:val="FF0000"/>
+          <w:sz w:val="24"/>
         </w:rPr>
         <w:lastRenderedPageBreak/>
         <w:t>Стихири</w:t>
@@ -8391,6 +8394,7 @@
           <w:b/>
           <w:i/>
           <w:color w:val="FF0000"/>
+          <w:sz w:val="24"/>
         </w:rPr>
         <w:t xml:space="preserve">Прокімен. </w:t>
       </w:r>
@@ -8399,6 +8403,7 @@
           <w:rFonts w:ascii="Times New Roman" w:eastAsia="Times New Roman" w:hAnsi="Times New Roman" w:cs="Times New Roman"/>
           <w:i/>
           <w:color w:val="FF0000"/>
+          <w:sz w:val="24"/>
         </w:rPr>
         <w:t>Псалом 4 (г. 4):</w:t>
       </w:r>
@@ -8493,6 +8498,7 @@
           <w:b/>
           <w:i/>
           <w:color w:val="FF0000"/>
+          <w:sz w:val="24"/>
         </w:rPr>
         <w:t>Сподоби, Господи</w:t>
       </w:r>
@@ -9300,6 +9306,7 @@
           <w:b/>
           <w:i/>
           <w:color w:val="FF0000"/>
+          <w:sz w:val="24"/>
         </w:rPr>
         <w:t>Прохальна єктенія</w:t>
       </w:r>
@@ -10562,6 +10569,7 @@
           <w:b/>
           <w:i/>
           <w:color w:val="FF0000"/>
+          <w:sz w:val="24"/>
         </w:rPr>
         <w:t>Пісня Симеона</w:t>
       </w:r>
@@ -11114,6 +11122,7 @@
           <w:b/>
           <w:i/>
           <w:color w:val="FF0000"/>
+          <w:sz w:val="24"/>
         </w:rPr>
         <w:lastRenderedPageBreak/>
         <w:t>Тропарі</w:t>
@@ -11184,6 +11193,7 @@
           <w:b/>
           <w:i/>
           <w:color w:val="FF0000"/>
+          <w:sz w:val="24"/>
         </w:rPr>
         <w:t>Єктенія усильного благання</w:t>
       </w:r>
@@ -12069,6 +12079,7 @@
           <w:b/>
           <w:i/>
           <w:color w:val="FF0000"/>
+          <w:sz w:val="24"/>
         </w:rPr>
         <w:t>Після Вечірні</w:t>
       </w:r>
@@ -12134,6 +12145,7 @@
       <w:r>
         <w:rPr>
           <w:rFonts w:ascii="Times New Roman" w:hAnsi="Times New Roman"/>
+          <w:sz w:val="24"/>
         </w:rPr>
         <w:br w:type="page"/>
       </w:r>
@@ -12152,6 +12164,7 @@
         <w:rPr>
           <w:rFonts w:ascii="Times New Roman" w:hAnsi="Times New Roman" w:cs="Times New Roman"/>
           <w:b/>
+          <w:sz w:val="24"/>
         </w:rPr>
         <w:lastRenderedPageBreak/>
         <w:t>УТРЕНЯ</w:t>
@@ -14720,6 +14733,7 @@
           <w:b/>
           <w:i/>
           <w:color w:val="FF0000"/>
+          <w:sz w:val="24"/>
         </w:rPr>
         <w:t>Утренні молитви</w:t>
       </w:r>
@@ -16432,6 +16446,7 @@
           <w:b/>
           <w:i/>
           <w:color w:val="FF0000"/>
+          <w:sz w:val="24"/>
         </w:rPr>
         <w:t>Бог Господь...</w:t>
       </w:r>
@@ -16440,6 +16455,7 @@
           <w:rFonts w:ascii="Times New Roman" w:eastAsia="Times New Roman" w:hAnsi="Times New Roman" w:cs="Times New Roman"/>
           <w:i/>
           <w:color w:val="FF0000"/>
+          <w:sz w:val="24"/>
         </w:rPr>
         <w:t xml:space="preserve"> (Пс. 117), глас 4</w:t>
       </w:r>
@@ -16666,6 +16682,7 @@
           <w:b/>
           <w:i/>
           <w:color w:val="FF0000"/>
+          <w:sz w:val="24"/>
         </w:rPr>
         <w:t>Тропарі</w:t>
       </w:r>
@@ -16837,6 +16854,7 @@
           <w:b/>
           <w:i/>
           <w:color w:val="FF0000"/>
+          <w:sz w:val="24"/>
         </w:rPr>
         <w:lastRenderedPageBreak/>
         <w:t>Мала єктенія</w:t>
@@ -17186,6 +17204,7 @@
           <w:b/>
           <w:i/>
           <w:color w:val="FF0000"/>
+          <w:sz w:val="24"/>
         </w:rPr>
         <w:t>Перший сідальний</w:t>
       </w:r>
@@ -17318,6 +17337,7 @@
           <w:b/>
           <w:i/>
           <w:color w:val="FF0000"/>
+          <w:sz w:val="24"/>
         </w:rPr>
         <w:t>Мала єктенія</w:t>
       </w:r>
@@ -17664,6 +17684,7 @@
           <w:b/>
           <w:i/>
           <w:color w:val="FF0000"/>
+          <w:sz w:val="24"/>
         </w:rPr>
         <w:t>Другий сідальний</w:t>
       </w:r>
@@ -17784,6 +17805,7 @@
           <w:b/>
           <w:i/>
           <w:color w:val="FF0000"/>
+          <w:sz w:val="24"/>
         </w:rPr>
         <w:t>Псалом 50</w:t>
       </w:r>
@@ -18802,6 +18824,7 @@
           <w:rFonts w:ascii="Times New Roman" w:eastAsia="Times New Roman" w:hAnsi="Times New Roman" w:cs="Times New Roman"/>
           <w:i/>
           <w:color w:val="FF0000"/>
+          <w:sz w:val="24"/>
         </w:rPr>
         <w:t>Мала єктенія</w:t>
       </w:r>
@@ -19979,6 +20002,7 @@
           <w:rFonts w:ascii="Times New Roman" w:eastAsia="Times New Roman" w:hAnsi="Times New Roman" w:cs="Times New Roman"/>
           <w:i/>
           <w:color w:val="FF0000"/>
+          <w:sz w:val="24"/>
         </w:rPr>
         <w:t>Мала єктенія</w:t>
       </w:r>
@@ -21053,6 +21077,7 @@
           <w:b/>
           <w:i/>
           <w:color w:val="FF0000"/>
+          <w:sz w:val="24"/>
         </w:rPr>
         <w:t>Пісня Богородиці</w:t>
       </w:r>
@@ -21195,6 +21220,7 @@
           <w:rFonts w:ascii="Times New Roman" w:eastAsia="Times New Roman" w:hAnsi="Times New Roman" w:cs="Times New Roman"/>
           <w:i/>
           <w:color w:val="FF0000"/>
+          <w:sz w:val="24"/>
         </w:rPr>
         <w:t>Пісня 9</w:t>
       </w:r>
@@ -21418,6 +21444,7 @@
           <w:rFonts w:ascii="Times New Roman" w:eastAsia="Times New Roman" w:hAnsi="Times New Roman" w:cs="Times New Roman"/>
           <w:i/>
           <w:color w:val="FF0000"/>
+          <w:sz w:val="24"/>
         </w:rPr>
         <w:t>Мала єктенія</w:t>
       </w:r>
@@ -21755,6 +21782,7 @@
           <w:b/>
           <w:i/>
           <w:color w:val="FF0000"/>
+          <w:sz w:val="24"/>
         </w:rPr>
         <w:t>Світильний</w:t>
       </w:r>
@@ -22440,6 +22468,7 @@
           <w:b/>
           <w:i/>
           <w:color w:val="FF0000"/>
+          <w:sz w:val="24"/>
         </w:rPr>
         <w:t>Стихири</w:t>
       </w:r>
@@ -22773,6 +22802,7 @@
           <w:b/>
           <w:i/>
           <w:color w:val="FF0000"/>
+          <w:sz w:val="24"/>
         </w:rPr>
         <w:t>Велике славослов'я</w:t>
       </w:r>
@@ -23391,6 +23421,7 @@
           <w:b/>
           <w:i/>
           <w:color w:val="FF0000"/>
+          <w:sz w:val="24"/>
         </w:rPr>
         <w:t>Тропарі</w:t>
       </w:r>
@@ -23457,6 +23488,7 @@
           <w:b/>
           <w:i/>
           <w:color w:val="FF0000"/>
+          <w:sz w:val="24"/>
         </w:rPr>
         <w:t>Єктенія усильного благання</w:t>
       </w:r>
@@ -23924,6 +23956,7 @@
           <w:b/>
           <w:i/>
           <w:color w:val="FF0000"/>
+          <w:sz w:val="24"/>
         </w:rPr>
         <w:t>Пр</w:t>
       </w:r>
@@ -23933,6 +23966,7 @@
           <w:b/>
           <w:i/>
           <w:color w:val="FF0000"/>
+          <w:sz w:val="24"/>
         </w:rPr>
         <w:t>охальна єктенія</w:t>
       </w:r>

--- a/docx_resources/Вечірня-Утреня/В,У - Мінея/09-Вересень/12-__-віддання_Різдва.docx
+++ b/docx_resources/Вечірня-Утреня/В,У - Мінея/09-Вересень/12-__-віддання_Різдва.docx
@@ -58,7 +58,6 @@
         <w:rPr>
           <w:rFonts w:ascii="Times New Roman" w:hAnsi="Times New Roman" w:cs="Times New Roman"/>
           <w:b/>
-          <w:sz w:val="24"/>
         </w:rPr>
         <w:t>ВЕЧІРНЯ</w:t>
       </w:r>
@@ -1754,7 +1753,6 @@
           <w:b/>
           <w:i/>
           <w:color w:val="FF0000"/>
-          <w:sz w:val="24"/>
           <w:lang w:val="ru-MD"/>
         </w:rPr>
         <w:t>Вечірні молитви</w:t>
@@ -6640,7 +6638,6 @@
           <w:b/>
           <w:i/>
           <w:color w:val="FF0000"/>
-          <w:sz w:val="24"/>
         </w:rPr>
         <w:lastRenderedPageBreak/>
         <w:t>Стихири</w:t>
@@ -8394,7 +8391,6 @@
           <w:b/>
           <w:i/>
           <w:color w:val="FF0000"/>
-          <w:sz w:val="24"/>
         </w:rPr>
         <w:t xml:space="preserve">Прокімен. </w:t>
       </w:r>
@@ -8403,7 +8399,6 @@
           <w:rFonts w:ascii="Times New Roman" w:eastAsia="Times New Roman" w:hAnsi="Times New Roman" w:cs="Times New Roman"/>
           <w:i/>
           <w:color w:val="FF0000"/>
-          <w:sz w:val="24"/>
         </w:rPr>
         <w:t>Псалом 4 (г. 4):</w:t>
       </w:r>
@@ -8498,7 +8493,6 @@
           <w:b/>
           <w:i/>
           <w:color w:val="FF0000"/>
-          <w:sz w:val="24"/>
         </w:rPr>
         <w:t>Сподоби, Господи</w:t>
       </w:r>
@@ -9306,7 +9300,6 @@
           <w:b/>
           <w:i/>
           <w:color w:val="FF0000"/>
-          <w:sz w:val="24"/>
         </w:rPr>
         <w:t>Прохальна єктенія</w:t>
       </w:r>
@@ -10569,7 +10562,6 @@
           <w:b/>
           <w:i/>
           <w:color w:val="FF0000"/>
-          <w:sz w:val="24"/>
         </w:rPr>
         <w:t>Пісня Симеона</w:t>
       </w:r>
@@ -11122,7 +11114,6 @@
           <w:b/>
           <w:i/>
           <w:color w:val="FF0000"/>
-          <w:sz w:val="24"/>
         </w:rPr>
         <w:lastRenderedPageBreak/>
         <w:t>Тропарі</w:t>
@@ -11193,7 +11184,6 @@
           <w:b/>
           <w:i/>
           <w:color w:val="FF0000"/>
-          <w:sz w:val="24"/>
         </w:rPr>
         <w:t>Єктенія усильного благання</w:t>
       </w:r>
@@ -12079,7 +12069,6 @@
           <w:b/>
           <w:i/>
           <w:color w:val="FF0000"/>
-          <w:sz w:val="24"/>
         </w:rPr>
         <w:t>Після Вечірні</w:t>
       </w:r>
@@ -12145,7 +12134,6 @@
       <w:r>
         <w:rPr>
           <w:rFonts w:ascii="Times New Roman" w:hAnsi="Times New Roman"/>
-          <w:sz w:val="24"/>
         </w:rPr>
         <w:br w:type="page"/>
       </w:r>
@@ -12164,7 +12152,6 @@
         <w:rPr>
           <w:rFonts w:ascii="Times New Roman" w:hAnsi="Times New Roman" w:cs="Times New Roman"/>
           <w:b/>
-          <w:sz w:val="24"/>
         </w:rPr>
         <w:lastRenderedPageBreak/>
         <w:t>УТРЕНЯ</w:t>
@@ -14733,7 +14720,6 @@
           <w:b/>
           <w:i/>
           <w:color w:val="FF0000"/>
-          <w:sz w:val="24"/>
         </w:rPr>
         <w:t>Утренні молитви</w:t>
       </w:r>
@@ -16446,7 +16432,6 @@
           <w:b/>
           <w:i/>
           <w:color w:val="FF0000"/>
-          <w:sz w:val="24"/>
         </w:rPr>
         <w:t>Бог Господь...</w:t>
       </w:r>
@@ -16455,7 +16440,6 @@
           <w:rFonts w:ascii="Times New Roman" w:eastAsia="Times New Roman" w:hAnsi="Times New Roman" w:cs="Times New Roman"/>
           <w:i/>
           <w:color w:val="FF0000"/>
-          <w:sz w:val="24"/>
         </w:rPr>
         <w:t xml:space="preserve"> (Пс. 117), глас 4</w:t>
       </w:r>
@@ -16682,7 +16666,6 @@
           <w:b/>
           <w:i/>
           <w:color w:val="FF0000"/>
-          <w:sz w:val="24"/>
         </w:rPr>
         <w:t>Тропарі</w:t>
       </w:r>
@@ -16854,7 +16837,6 @@
           <w:b/>
           <w:i/>
           <w:color w:val="FF0000"/>
-          <w:sz w:val="24"/>
         </w:rPr>
         <w:lastRenderedPageBreak/>
         <w:t>Мала єктенія</w:t>
@@ -17204,7 +17186,6 @@
           <w:b/>
           <w:i/>
           <w:color w:val="FF0000"/>
-          <w:sz w:val="24"/>
         </w:rPr>
         <w:t>Перший сідальний</w:t>
       </w:r>
@@ -17337,7 +17318,6 @@
           <w:b/>
           <w:i/>
           <w:color w:val="FF0000"/>
-          <w:sz w:val="24"/>
         </w:rPr>
         <w:t>Мала єктенія</w:t>
       </w:r>
@@ -17684,7 +17664,6 @@
           <w:b/>
           <w:i/>
           <w:color w:val="FF0000"/>
-          <w:sz w:val="24"/>
         </w:rPr>
         <w:t>Другий сідальний</w:t>
       </w:r>
@@ -17805,7 +17784,6 @@
           <w:b/>
           <w:i/>
           <w:color w:val="FF0000"/>
-          <w:sz w:val="24"/>
         </w:rPr>
         <w:t>Псалом 50</w:t>
       </w:r>
@@ -18824,7 +18802,6 @@
           <w:rFonts w:ascii="Times New Roman" w:eastAsia="Times New Roman" w:hAnsi="Times New Roman" w:cs="Times New Roman"/>
           <w:i/>
           <w:color w:val="FF0000"/>
-          <w:sz w:val="24"/>
         </w:rPr>
         <w:t>Мала єктенія</w:t>
       </w:r>
@@ -20002,7 +19979,6 @@
           <w:rFonts w:ascii="Times New Roman" w:eastAsia="Times New Roman" w:hAnsi="Times New Roman" w:cs="Times New Roman"/>
           <w:i/>
           <w:color w:val="FF0000"/>
-          <w:sz w:val="24"/>
         </w:rPr>
         <w:t>Мала єктенія</w:t>
       </w:r>
@@ -21077,7 +21053,6 @@
           <w:b/>
           <w:i/>
           <w:color w:val="FF0000"/>
-          <w:sz w:val="24"/>
         </w:rPr>
         <w:t>Пісня Богородиці</w:t>
       </w:r>
@@ -21220,7 +21195,6 @@
           <w:rFonts w:ascii="Times New Roman" w:eastAsia="Times New Roman" w:hAnsi="Times New Roman" w:cs="Times New Roman"/>
           <w:i/>
           <w:color w:val="FF0000"/>
-          <w:sz w:val="24"/>
         </w:rPr>
         <w:t>Пісня 9</w:t>
       </w:r>
@@ -21444,7 +21418,6 @@
           <w:rFonts w:ascii="Times New Roman" w:eastAsia="Times New Roman" w:hAnsi="Times New Roman" w:cs="Times New Roman"/>
           <w:i/>
           <w:color w:val="FF0000"/>
-          <w:sz w:val="24"/>
         </w:rPr>
         <w:t>Мала єктенія</w:t>
       </w:r>
@@ -21782,7 +21755,6 @@
           <w:b/>
           <w:i/>
           <w:color w:val="FF0000"/>
-          <w:sz w:val="24"/>
         </w:rPr>
         <w:t>Світильний</w:t>
       </w:r>
@@ -22468,7 +22440,6 @@
           <w:b/>
           <w:i/>
           <w:color w:val="FF0000"/>
-          <w:sz w:val="24"/>
         </w:rPr>
         <w:t>Стихири</w:t>
       </w:r>
@@ -22802,7 +22773,6 @@
           <w:b/>
           <w:i/>
           <w:color w:val="FF0000"/>
-          <w:sz w:val="24"/>
         </w:rPr>
         <w:t>Велике славослов'я</w:t>
       </w:r>
@@ -23421,7 +23391,6 @@
           <w:b/>
           <w:i/>
           <w:color w:val="FF0000"/>
-          <w:sz w:val="24"/>
         </w:rPr>
         <w:t>Тропарі</w:t>
       </w:r>
@@ -23488,7 +23457,6 @@
           <w:b/>
           <w:i/>
           <w:color w:val="FF0000"/>
-          <w:sz w:val="24"/>
         </w:rPr>
         <w:t>Єктенія усильного благання</w:t>
       </w:r>
@@ -23956,7 +23924,6 @@
           <w:b/>
           <w:i/>
           <w:color w:val="FF0000"/>
-          <w:sz w:val="24"/>
         </w:rPr>
         <w:t>Пр</w:t>
       </w:r>
@@ -23966,7 +23933,6 @@
           <w:b/>
           <w:i/>
           <w:color w:val="FF0000"/>
-          <w:sz w:val="24"/>
         </w:rPr>
         <w:t>охальна єктенія</w:t>
       </w:r>
